--- a/assets/libreoffice_writ_njc/aaa6abac-4bde-47ea-805a-08da32e7a1e1/Proposal_L2_02.docx
+++ b/assets/libreoffice_writ_njc/aaa6abac-4bde-47ea-805a-08da32e7a1e1/Proposal_L2_02.docx
@@ -91,6 +91,18 @@
       <w:r>
         <w:rPr/>
         <w:t>Phase 1 covers infrastructure assessment and cloud architecture design (Q1 2025). Phase 2 involves data migration and platform setup (Q2-Q3 2025). Phase 3 focuses on application modernization and user training (Q4 2025). Phase 4 addresses optimization and handover (Q1 2026).</w:t>
+      </w:r>
+    </w:p>
+    <w:p>
+      <w:pPr>
+        <w:pStyle w:val="Heading1"/>
+        <w:rPr/>
+      </w:pPr>
+      <w:r>
+        <w:rPr/>
+      </w:r>
+      <w:r>
+        <w:br w:type="page"/>
       </w:r>
     </w:p>
     <w:p>
@@ -191,6 +203,7 @@
         </w:tabs>
         <w:ind w:left="1080" w:hanging="360"/>
       </w:pPr>
+      <w:rPr/>
     </w:lvl>
     <w:lvl w:ilvl="2">
       <w:start w:val="1"/>
@@ -203,6 +216,7 @@
         </w:tabs>
         <w:ind w:left="1440" w:hanging="360"/>
       </w:pPr>
+      <w:rPr/>
     </w:lvl>
     <w:lvl w:ilvl="3">
       <w:start w:val="1"/>
@@ -215,6 +229,7 @@
         </w:tabs>
         <w:ind w:left="1800" w:hanging="360"/>
       </w:pPr>
+      <w:rPr/>
     </w:lvl>
     <w:lvl w:ilvl="4">
       <w:start w:val="1"/>
@@ -227,6 +242,7 @@
         </w:tabs>
         <w:ind w:left="2160" w:hanging="360"/>
       </w:pPr>
+      <w:rPr/>
     </w:lvl>
     <w:lvl w:ilvl="5">
       <w:start w:val="1"/>
@@ -239,6 +255,7 @@
         </w:tabs>
         <w:ind w:left="2520" w:hanging="360"/>
       </w:pPr>
+      <w:rPr/>
     </w:lvl>
     <w:lvl w:ilvl="6">
       <w:start w:val="1"/>
@@ -251,6 +268,7 @@
         </w:tabs>
         <w:ind w:left="2880" w:hanging="360"/>
       </w:pPr>
+      <w:rPr/>
     </w:lvl>
     <w:lvl w:ilvl="7">
       <w:start w:val="1"/>
@@ -263,6 +281,7 @@
         </w:tabs>
         <w:ind w:left="3240" w:hanging="360"/>
       </w:pPr>
+      <w:rPr/>
     </w:lvl>
     <w:lvl w:ilvl="8">
       <w:start w:val="1"/>
@@ -275,6 +294,7 @@
         </w:tabs>
         <w:ind w:left="3600" w:hanging="360"/>
       </w:pPr>
+      <w:rPr/>
     </w:lvl>
   </w:abstractNum>
   <w:abstractNum w:abstractNumId="2">
@@ -304,6 +324,7 @@
         </w:tabs>
         <w:ind w:left="1080" w:hanging="360"/>
       </w:pPr>
+      <w:rPr/>
     </w:lvl>
     <w:lvl w:ilvl="2">
       <w:start w:val="1"/>
@@ -316,6 +337,7 @@
         </w:tabs>
         <w:ind w:left="1440" w:hanging="360"/>
       </w:pPr>
+      <w:rPr/>
     </w:lvl>
     <w:lvl w:ilvl="3">
       <w:start w:val="1"/>
@@ -328,6 +350,7 @@
         </w:tabs>
         <w:ind w:left="1800" w:hanging="360"/>
       </w:pPr>
+      <w:rPr/>
     </w:lvl>
     <w:lvl w:ilvl="4">
       <w:start w:val="1"/>
@@ -340,6 +363,7 @@
         </w:tabs>
         <w:ind w:left="2160" w:hanging="360"/>
       </w:pPr>
+      <w:rPr/>
     </w:lvl>
     <w:lvl w:ilvl="5">
       <w:start w:val="1"/>
@@ -352,6 +376,7 @@
         </w:tabs>
         <w:ind w:left="2520" w:hanging="360"/>
       </w:pPr>
+      <w:rPr/>
     </w:lvl>
     <w:lvl w:ilvl="6">
       <w:start w:val="1"/>
@@ -364,6 +389,7 @@
         </w:tabs>
         <w:ind w:left="2880" w:hanging="360"/>
       </w:pPr>
+      <w:rPr/>
     </w:lvl>
     <w:lvl w:ilvl="7">
       <w:start w:val="1"/>
@@ -376,6 +402,7 @@
         </w:tabs>
         <w:ind w:left="3240" w:hanging="360"/>
       </w:pPr>
+      <w:rPr/>
     </w:lvl>
     <w:lvl w:ilvl="8">
       <w:start w:val="1"/>
@@ -388,6 +415,7 @@
         </w:tabs>
         <w:ind w:left="3600" w:hanging="360"/>
       </w:pPr>
+      <w:rPr/>
     </w:lvl>
   </w:abstractNum>
   <w:abstractNum w:abstractNumId="3">
@@ -417,6 +445,7 @@
         </w:tabs>
         <w:ind w:left="1080" w:hanging="360"/>
       </w:pPr>
+      <w:rPr/>
     </w:lvl>
     <w:lvl w:ilvl="2">
       <w:start w:val="1"/>
@@ -429,6 +458,7 @@
         </w:tabs>
         <w:ind w:left="1440" w:hanging="360"/>
       </w:pPr>
+      <w:rPr/>
     </w:lvl>
     <w:lvl w:ilvl="3">
       <w:start w:val="1"/>
@@ -441,6 +471,7 @@
         </w:tabs>
         <w:ind w:left="1800" w:hanging="360"/>
       </w:pPr>
+      <w:rPr/>
     </w:lvl>
     <w:lvl w:ilvl="4">
       <w:start w:val="1"/>
@@ -453,6 +484,7 @@
         </w:tabs>
         <w:ind w:left="2160" w:hanging="360"/>
       </w:pPr>
+      <w:rPr/>
     </w:lvl>
     <w:lvl w:ilvl="5">
       <w:start w:val="1"/>
@@ -465,6 +497,7 @@
         </w:tabs>
         <w:ind w:left="2520" w:hanging="360"/>
       </w:pPr>
+      <w:rPr/>
     </w:lvl>
     <w:lvl w:ilvl="6">
       <w:start w:val="1"/>
@@ -477,6 +510,7 @@
         </w:tabs>
         <w:ind w:left="2880" w:hanging="360"/>
       </w:pPr>
+      <w:rPr/>
     </w:lvl>
     <w:lvl w:ilvl="7">
       <w:start w:val="1"/>
@@ -489,6 +523,7 @@
         </w:tabs>
         <w:ind w:left="3240" w:hanging="360"/>
       </w:pPr>
+      <w:rPr/>
     </w:lvl>
     <w:lvl w:ilvl="8">
       <w:start w:val="1"/>
@@ -501,6 +536,7 @@
         </w:tabs>
         <w:ind w:left="3600" w:hanging="360"/>
       </w:pPr>
+      <w:rPr/>
     </w:lvl>
   </w:abstractNum>
   <w:abstractNum w:abstractNumId="4">
@@ -528,6 +564,7 @@
         </w:tabs>
         <w:ind w:left="1080" w:hanging="360"/>
       </w:pPr>
+      <w:rPr/>
     </w:lvl>
     <w:lvl w:ilvl="2">
       <w:start w:val="1"/>
@@ -540,6 +577,7 @@
         </w:tabs>
         <w:ind w:left="1440" w:hanging="360"/>
       </w:pPr>
+      <w:rPr/>
     </w:lvl>
     <w:lvl w:ilvl="3">
       <w:start w:val="1"/>
@@ -552,6 +590,7 @@
         </w:tabs>
         <w:ind w:left="1800" w:hanging="360"/>
       </w:pPr>
+      <w:rPr/>
     </w:lvl>
     <w:lvl w:ilvl="4">
       <w:start w:val="1"/>
@@ -564,6 +603,7 @@
         </w:tabs>
         <w:ind w:left="2160" w:hanging="360"/>
       </w:pPr>
+      <w:rPr/>
     </w:lvl>
     <w:lvl w:ilvl="5">
       <w:start w:val="1"/>
@@ -576,6 +616,7 @@
         </w:tabs>
         <w:ind w:left="2520" w:hanging="360"/>
       </w:pPr>
+      <w:rPr/>
     </w:lvl>
     <w:lvl w:ilvl="6">
       <w:start w:val="1"/>
@@ -588,6 +629,7 @@
         </w:tabs>
         <w:ind w:left="2880" w:hanging="360"/>
       </w:pPr>
+      <w:rPr/>
     </w:lvl>
     <w:lvl w:ilvl="7">
       <w:start w:val="1"/>
@@ -600,6 +642,7 @@
         </w:tabs>
         <w:ind w:left="3240" w:hanging="360"/>
       </w:pPr>
+      <w:rPr/>
     </w:lvl>
     <w:lvl w:ilvl="8">
       <w:start w:val="1"/>
@@ -612,6 +655,7 @@
         </w:tabs>
         <w:ind w:left="3600" w:hanging="360"/>
       </w:pPr>
+      <w:rPr/>
     </w:lvl>
   </w:abstractNum>
   <w:abstractNum w:abstractNumId="5">
@@ -639,6 +683,7 @@
         </w:tabs>
         <w:ind w:left="1080" w:hanging="360"/>
       </w:pPr>
+      <w:rPr/>
     </w:lvl>
     <w:lvl w:ilvl="2">
       <w:start w:val="1"/>
@@ -651,6 +696,7 @@
         </w:tabs>
         <w:ind w:left="1440" w:hanging="360"/>
       </w:pPr>
+      <w:rPr/>
     </w:lvl>
     <w:lvl w:ilvl="3">
       <w:start w:val="1"/>
@@ -663,6 +709,7 @@
         </w:tabs>
         <w:ind w:left="1800" w:hanging="360"/>
       </w:pPr>
+      <w:rPr/>
     </w:lvl>
     <w:lvl w:ilvl="4">
       <w:start w:val="1"/>
@@ -675,6 +722,7 @@
         </w:tabs>
         <w:ind w:left="2160" w:hanging="360"/>
       </w:pPr>
+      <w:rPr/>
     </w:lvl>
     <w:lvl w:ilvl="5">
       <w:start w:val="1"/>
@@ -687,6 +735,7 @@
         </w:tabs>
         <w:ind w:left="2520" w:hanging="360"/>
       </w:pPr>
+      <w:rPr/>
     </w:lvl>
     <w:lvl w:ilvl="6">
       <w:start w:val="1"/>
@@ -699,6 +748,7 @@
         </w:tabs>
         <w:ind w:left="2880" w:hanging="360"/>
       </w:pPr>
+      <w:rPr/>
     </w:lvl>
     <w:lvl w:ilvl="7">
       <w:start w:val="1"/>
@@ -711,6 +761,7 @@
         </w:tabs>
         <w:ind w:left="3240" w:hanging="360"/>
       </w:pPr>
+      <w:rPr/>
     </w:lvl>
     <w:lvl w:ilvl="8">
       <w:start w:val="1"/>
@@ -723,6 +774,7 @@
         </w:tabs>
         <w:ind w:left="3600" w:hanging="360"/>
       </w:pPr>
+      <w:rPr/>
     </w:lvl>
   </w:abstractNum>
   <w:abstractNum w:abstractNumId="6">
@@ -750,6 +802,7 @@
         </w:tabs>
         <w:ind w:left="1080" w:hanging="360"/>
       </w:pPr>
+      <w:rPr/>
     </w:lvl>
     <w:lvl w:ilvl="2">
       <w:start w:val="1"/>
@@ -762,6 +815,7 @@
         </w:tabs>
         <w:ind w:left="1440" w:hanging="360"/>
       </w:pPr>
+      <w:rPr/>
     </w:lvl>
     <w:lvl w:ilvl="3">
       <w:start w:val="1"/>
@@ -774,6 +828,7 @@
         </w:tabs>
         <w:ind w:left="1800" w:hanging="360"/>
       </w:pPr>
+      <w:rPr/>
     </w:lvl>
     <w:lvl w:ilvl="4">
       <w:start w:val="1"/>
@@ -786,6 +841,7 @@
         </w:tabs>
         <w:ind w:left="2160" w:hanging="360"/>
       </w:pPr>
+      <w:rPr/>
     </w:lvl>
     <w:lvl w:ilvl="5">
       <w:start w:val="1"/>
@@ -798,6 +854,7 @@
         </w:tabs>
         <w:ind w:left="2520" w:hanging="360"/>
       </w:pPr>
+      <w:rPr/>
     </w:lvl>
     <w:lvl w:ilvl="6">
       <w:start w:val="1"/>
@@ -810,6 +867,7 @@
         </w:tabs>
         <w:ind w:left="2880" w:hanging="360"/>
       </w:pPr>
+      <w:rPr/>
     </w:lvl>
     <w:lvl w:ilvl="7">
       <w:start w:val="1"/>
@@ -822,6 +880,7 @@
         </w:tabs>
         <w:ind w:left="3240" w:hanging="360"/>
       </w:pPr>
+      <w:rPr/>
     </w:lvl>
     <w:lvl w:ilvl="8">
       <w:start w:val="1"/>
@@ -834,6 +893,7 @@
         </w:tabs>
         <w:ind w:left="3600" w:hanging="360"/>
       </w:pPr>
+      <w:rPr/>
     </w:lvl>
   </w:abstractNum>
   <w:abstractNum w:abstractNumId="7">
@@ -1141,6 +1201,7 @@
     <w:rsid w:val="00fc693f"/>
     <w:pPr>
       <w:widowControl/>
+      <w:suppressAutoHyphens w:val="true"/>
       <w:bidi w:val="0"/>
       <w:spacing w:lineRule="auto" w:line="276" w:before="0" w:after="200"/>
       <w:jc w:val="left"/>
@@ -1833,6 +1894,7 @@
     <w:rsid w:val="00fc693f"/>
     <w:pPr>
       <w:widowControl/>
+      <w:suppressAutoHyphens w:val="true"/>
       <w:bidi w:val="0"/>
       <w:spacing w:lineRule="auto" w:line="240" w:before="0" w:after="0"/>
       <w:jc w:val="left"/>
@@ -1931,24 +1993,29 @@
       <w:szCs w:val="16"/>
     </w:rPr>
   </w:style>
-  <w:style w:type="paragraph" w:styleId="List2">
+  <w:style w:type="paragraph" w:styleId="ListBullet3">
     <w:name w:val="List Bullet 3"/>
     <w:basedOn w:val="Normal"/>
     <w:uiPriority w:val="99"/>
     <w:unhideWhenUsed/>
+    <w:qFormat/>
     <w:rsid w:val="00326f90"/>
     <w:pPr>
+      <w:numPr>
+        <w:ilvl w:val="0"/>
+        <w:numId w:val="3"/>
+      </w:numPr>
       <w:spacing w:before="0" w:after="200"/>
-      <w:ind w:left="720" w:hanging="360"/>
       <w:contextualSpacing/>
     </w:pPr>
     <w:rPr/>
   </w:style>
-  <w:style w:type="paragraph" w:styleId="List3">
+  <w:style w:type="paragraph" w:styleId="ListBullet4">
     <w:name w:val="List Bullet 4"/>
     <w:basedOn w:val="Normal"/>
     <w:uiPriority w:val="99"/>
     <w:unhideWhenUsed/>
+    <w:qFormat/>
     <w:rsid w:val="00326f90"/>
     <w:pPr>
       <w:spacing w:before="0" w:after="200"/>
@@ -1985,23 +2052,6 @@
       <w:numPr>
         <w:ilvl w:val="0"/>
         <w:numId w:val="2"/>
-      </w:numPr>
-      <w:spacing w:before="0" w:after="200"/>
-      <w:contextualSpacing/>
-    </w:pPr>
-    <w:rPr/>
-  </w:style>
-  <w:style w:type="paragraph" w:styleId="ListBullet3">
-    <w:name w:val="List Bullet 3"/>
-    <w:basedOn w:val="Normal"/>
-    <w:uiPriority w:val="99"/>
-    <w:unhideWhenUsed/>
-    <w:qFormat/>
-    <w:rsid w:val="00326f90"/>
-    <w:pPr>
-      <w:numPr>
-        <w:ilvl w:val="0"/>
-        <w:numId w:val="3"/>
       </w:numPr>
       <w:spacing w:before="0" w:after="200"/>
       <w:contextualSpacing/>
@@ -2120,6 +2170,7 @@
         <w:tab w:val="left" w:pos="3456" w:leader="none"/>
         <w:tab w:val="left" w:pos="4032" w:leader="none"/>
       </w:tabs>
+      <w:suppressAutoHyphens w:val="true"/>
       <w:bidi w:val="0"/>
       <w:spacing w:lineRule="auto" w:line="276" w:before="0" w:after="200"/>
       <w:jc w:val="left"/>
